--- a/Files/02 - Shemos/06 - Mishpatim/5785/Mishpatim 5785.docx
+++ b/Files/02 - Shemos/06 - Mishpatim/5785/Mishpatim 5785.docx
@@ -945,7 +945,7 @@
         <w:rPr>
           <w:rFonts w:ascii="Times New Roman" w:eastAsia="Times New Roman" w:hAnsi="Times New Roman" w:cs="Times New Roman"/>
         </w:rPr>
-        <w:t xml:space="preserve"> is</w:t>
+        <w:t xml:space="preserve"> is </w:t>
       </w:r>
       <w:r>
         <w:rPr>
@@ -1991,7 +1991,7 @@
         <w:rPr>
           <w:rFonts w:ascii="Times New Roman" w:eastAsia="Times New Roman" w:hAnsi="Times New Roman" w:cs="Times New Roman"/>
         </w:rPr>
-        <w:t xml:space="preserve"> and</w:t>
+        <w:t xml:space="preserve"> and </w:t>
       </w:r>
       <w:r>
         <w:rPr>
@@ -2215,7 +2215,7 @@
         <w:rPr>
           <w:rFonts w:ascii="Times New Roman" w:eastAsia="Times New Roman" w:hAnsi="Times New Roman" w:cs="Times New Roman"/>
         </w:rPr>
-        <w:t xml:space="preserve"> that they would take steps to the point of being</w:t>
+        <w:t xml:space="preserve"> that they would take steps to the point of being </w:t>
       </w:r>
       <w:r>
         <w:rPr>
